--- a/Physics/Units/05-Gravity Electrostatics and Magnetism/Unit Plan.docx
+++ b/Physics/Units/05-Gravity Electrostatics and Magnetism/Unit Plan.docx
@@ -316,7 +316,7 @@
                 <w:sz w:val="22"/>
                 <w:u w:val="none"/>
               </w:rPr>
-              <w:t>Newton's Law of Universal Gravitation</w:t>
+              <w:t>Newton's Law of Universal Gravitation (Day 1 of 3)</w:t>
             </w:r>
           </w:p>
         </w:tc>
@@ -335,7 +335,7 @@
                 <w:sz w:val="22"/>
                 <w:u w:val="none"/>
               </w:rPr>
-              <w:t>3</w:t>
+              <w:t>1</w:t>
             </w:r>
           </w:p>
         </w:tc>
@@ -354,7 +354,7 @@
                 <w:sz w:val="22"/>
                 <w:u w:val="none"/>
               </w:rPr>
-              <w:t>At the end of 42 minutes I can apply Newton's Law of Universal Gravitation to calculate the gravitational force between ...</w:t>
+              <w:t>At the end of 42 minutes I can define and describe key concepts related to: apply Newton's Law of Universal Gravitation ...</w:t>
             </w:r>
           </w:p>
         </w:tc>
@@ -396,7 +396,7 @@
                 <w:sz w:val="22"/>
                 <w:u w:val="none"/>
               </w:rPr>
-              <w:t>Gravitational Fields</w:t>
+              <w:t>Newton's Law of Universal Gravitation (Day 2 of 3)</w:t>
             </w:r>
           </w:p>
         </w:tc>
@@ -416,7 +416,7 @@
                 <w:sz w:val="22"/>
                 <w:u w:val="none"/>
               </w:rPr>
-              <w:t>2</w:t>
+              <w:t>1</w:t>
             </w:r>
           </w:p>
         </w:tc>
@@ -436,7 +436,7 @@
                 <w:sz w:val="22"/>
                 <w:u w:val="none"/>
               </w:rPr>
-              <w:t>At the end of 42 minutes I can describe and draw gravitational field lines around a mass and calculate the gravitational...</w:t>
+              <w:t>At the end of 42 minutes I can apply and compare concepts and apply Newton's Law of Universal Gravitation to calculate t...</w:t>
             </w:r>
           </w:p>
         </w:tc>
@@ -476,7 +476,7 @@
                 <w:sz w:val="22"/>
                 <w:u w:val="none"/>
               </w:rPr>
-              <w:t>Coulomb's Law and Electric Charge</w:t>
+              <w:t>Newton's Law of Universal Gravitation (Day 3 of 3)</w:t>
             </w:r>
           </w:p>
         </w:tc>
@@ -495,7 +495,7 @@
                 <w:sz w:val="22"/>
                 <w:u w:val="none"/>
               </w:rPr>
-              <w:t>3</w:t>
+              <w:t>1</w:t>
             </w:r>
           </w:p>
         </w:tc>
@@ -514,7 +514,7 @@
                 <w:sz w:val="22"/>
                 <w:u w:val="none"/>
               </w:rPr>
-              <w:t>At the end of 42 minutes I can apply Coulomb's Law to calculate the electrostatic force between two charged objects and ...</w:t>
+              <w:t>At the end of 42 minutes I can evaluate and explain my understanding to apply Newton's Law of Universal Gravitation to c...</w:t>
             </w:r>
           </w:p>
         </w:tc>
@@ -556,7 +556,7 @@
                 <w:sz w:val="22"/>
                 <w:u w:val="none"/>
               </w:rPr>
-              <w:t>Electric Fields and Electric Potential</w:t>
+              <w:t>Gravitational Fields (Day 1 of 2)</w:t>
             </w:r>
           </w:p>
         </w:tc>
@@ -576,7 +576,7 @@
                 <w:sz w:val="22"/>
                 <w:u w:val="none"/>
               </w:rPr>
-              <w:t>3</w:t>
+              <w:t>1</w:t>
             </w:r>
           </w:p>
         </w:tc>
@@ -596,7 +596,7 @@
                 <w:sz w:val="22"/>
                 <w:u w:val="none"/>
               </w:rPr>
-              <w:t>At the end of 42 minutes I can draw electric field lines around point charges, calculate electric field strength, and ex...</w:t>
+              <w:t>At the end of 42 minutes I can define and identify key concepts related to: describe and draw gravitational field lines ...</w:t>
             </w:r>
           </w:p>
         </w:tc>
@@ -636,7 +636,7 @@
                 <w:sz w:val="22"/>
                 <w:u w:val="none"/>
               </w:rPr>
-              <w:t>Comparing Gravitational and Electrostatic Forces</w:t>
+              <w:t>Gravitational Fields (Day 2 of 2)</w:t>
             </w:r>
           </w:p>
         </w:tc>
@@ -655,7 +655,7 @@
                 <w:sz w:val="22"/>
                 <w:u w:val="none"/>
               </w:rPr>
-              <w:t>2</w:t>
+              <w:t>1</w:t>
             </w:r>
           </w:p>
         </w:tc>
@@ -674,7 +674,7 @@
                 <w:sz w:val="22"/>
                 <w:u w:val="none"/>
               </w:rPr>
-              <w:t>At the end of 42 minutes I can compare and contrast gravitational and electrostatic forces using mathematical representa...</w:t>
+              <w:t>At the end of 42 minutes I can apply and analyze my understanding to describe and draw gravitational field lines around ...</w:t>
             </w:r>
           </w:p>
         </w:tc>
@@ -716,7 +716,7 @@
                 <w:sz w:val="22"/>
                 <w:u w:val="none"/>
               </w:rPr>
-              <w:t>Magnetic Fields and Electromagnetism</w:t>
+              <w:t>Coulomb's Law and Electric Charge (Day 1 of 3)</w:t>
             </w:r>
           </w:p>
         </w:tc>
@@ -736,7 +736,7 @@
                 <w:sz w:val="22"/>
                 <w:u w:val="none"/>
               </w:rPr>
-              <w:t>3</w:t>
+              <w:t>1</w:t>
             </w:r>
           </w:p>
         </w:tc>
@@ -756,7 +756,7 @@
                 <w:sz w:val="22"/>
                 <w:u w:val="none"/>
               </w:rPr>
-              <w:t>At the end of 42 minutes I can describe the magnetic field around a bar magnet and a current-carrying wire, and explain ...</w:t>
+              <w:t>At the end of 42 minutes I can define and describe key concepts related to: apply Coulomb's Law to calculate the electro...</w:t>
             </w:r>
           </w:p>
         </w:tc>
@@ -796,7 +796,7 @@
                 <w:sz w:val="22"/>
                 <w:u w:val="none"/>
               </w:rPr>
-              <w:t>Electromagnetic Induction and Unit Review</w:t>
+              <w:t>Coulomb's Law and Electric Charge (Day 2 of 3)</w:t>
             </w:r>
           </w:p>
         </w:tc>
@@ -815,7 +815,7 @@
                 <w:sz w:val="22"/>
                 <w:u w:val="none"/>
               </w:rPr>
-              <w:t>2</w:t>
+              <w:t>1</w:t>
             </w:r>
           </w:p>
         </w:tc>
@@ -834,7 +834,889 @@
                 <w:sz w:val="22"/>
                 <w:u w:val="none"/>
               </w:rPr>
-              <w:t>At the end of 42 minutes I can explain how a changing magnetic field induces an electric current (Faraday's Law) and con...</w:t>
+              <w:t>At the end of 42 minutes I can apply and compare concepts and apply Coulomb's Law to calculate the electrostatic force b...</w:t>
+            </w:r>
+          </w:p>
+        </w:tc>
+      </w:tr>
+      <w:tr>
+        <w:tc>
+          <w:tcPr>
+            <w:tcW w:type="dxa" w:w="1008"/>
+            <w:shd w:fill="F2F2F2" w:val="clear"/>
+          </w:tcPr>
+          <w:p>
+            <w:r/>
+            <w:r>
+              <w:rPr>
+                <w:rFonts w:ascii="Calibri" w:hAnsi="Calibri"/>
+                <w:b w:val="0"/>
+                <w:i w:val="0"/>
+                <w:color w:val="000000"/>
+                <w:sz w:val="22"/>
+                <w:u w:val="none"/>
+              </w:rPr>
+              <w:t>8</w:t>
+            </w:r>
+          </w:p>
+        </w:tc>
+        <w:tc>
+          <w:tcPr>
+            <w:tcW w:type="dxa" w:w="2880"/>
+            <w:shd w:fill="F2F2F2" w:val="clear"/>
+          </w:tcPr>
+          <w:p>
+            <w:r/>
+            <w:r>
+              <w:rPr>
+                <w:rFonts w:ascii="Calibri" w:hAnsi="Calibri"/>
+                <w:b w:val="0"/>
+                <w:i w:val="0"/>
+                <w:color w:val="000000"/>
+                <w:sz w:val="22"/>
+                <w:u w:val="none"/>
+              </w:rPr>
+              <w:t>Coulomb's Law and Electric Charge (Day 3 of 3)</w:t>
+            </w:r>
+          </w:p>
+        </w:tc>
+        <w:tc>
+          <w:tcPr>
+            <w:tcW w:type="dxa" w:w="864"/>
+            <w:shd w:fill="F2F2F2" w:val="clear"/>
+          </w:tcPr>
+          <w:p>
+            <w:r/>
+            <w:r>
+              <w:rPr>
+                <w:rFonts w:ascii="Calibri" w:hAnsi="Calibri"/>
+                <w:b w:val="0"/>
+                <w:i w:val="0"/>
+                <w:color w:val="000000"/>
+                <w:sz w:val="22"/>
+                <w:u w:val="none"/>
+              </w:rPr>
+              <w:t>1</w:t>
+            </w:r>
+          </w:p>
+        </w:tc>
+        <w:tc>
+          <w:tcPr>
+            <w:tcW w:type="dxa" w:w="5040"/>
+            <w:shd w:fill="F2F2F2" w:val="clear"/>
+          </w:tcPr>
+          <w:p>
+            <w:r/>
+            <w:r>
+              <w:rPr>
+                <w:rFonts w:ascii="Calibri" w:hAnsi="Calibri"/>
+                <w:b w:val="0"/>
+                <w:i w:val="0"/>
+                <w:color w:val="000000"/>
+                <w:sz w:val="22"/>
+                <w:u w:val="none"/>
+              </w:rPr>
+              <w:t>At the end of 42 minutes I can evaluate and explain my understanding to apply Coulomb's Law to calculate the electrostat...</w:t>
+            </w:r>
+          </w:p>
+        </w:tc>
+      </w:tr>
+      <w:tr>
+        <w:tc>
+          <w:tcPr>
+            <w:tcW w:type="dxa" w:w="1008"/>
+          </w:tcPr>
+          <w:p>
+            <w:r/>
+            <w:r>
+              <w:rPr>
+                <w:rFonts w:ascii="Calibri" w:hAnsi="Calibri"/>
+                <w:b w:val="0"/>
+                <w:i w:val="0"/>
+                <w:color w:val="000000"/>
+                <w:sz w:val="22"/>
+                <w:u w:val="none"/>
+              </w:rPr>
+              <w:t>9</w:t>
+            </w:r>
+          </w:p>
+        </w:tc>
+        <w:tc>
+          <w:tcPr>
+            <w:tcW w:type="dxa" w:w="2880"/>
+          </w:tcPr>
+          <w:p>
+            <w:r/>
+            <w:r>
+              <w:rPr>
+                <w:rFonts w:ascii="Calibri" w:hAnsi="Calibri"/>
+                <w:b w:val="0"/>
+                <w:i w:val="0"/>
+                <w:color w:val="000000"/>
+                <w:sz w:val="22"/>
+                <w:u w:val="none"/>
+              </w:rPr>
+              <w:t>Electric Fields and Electric Potential (Day 1 of 3)</w:t>
+            </w:r>
+          </w:p>
+        </w:tc>
+        <w:tc>
+          <w:tcPr>
+            <w:tcW w:type="dxa" w:w="864"/>
+          </w:tcPr>
+          <w:p>
+            <w:r/>
+            <w:r>
+              <w:rPr>
+                <w:rFonts w:ascii="Calibri" w:hAnsi="Calibri"/>
+                <w:b w:val="0"/>
+                <w:i w:val="0"/>
+                <w:color w:val="000000"/>
+                <w:sz w:val="22"/>
+                <w:u w:val="none"/>
+              </w:rPr>
+              <w:t>1</w:t>
+            </w:r>
+          </w:p>
+        </w:tc>
+        <w:tc>
+          <w:tcPr>
+            <w:tcW w:type="dxa" w:w="5040"/>
+          </w:tcPr>
+          <w:p>
+            <w:r/>
+            <w:r>
+              <w:rPr>
+                <w:rFonts w:ascii="Calibri" w:hAnsi="Calibri"/>
+                <w:b w:val="0"/>
+                <w:i w:val="0"/>
+                <w:color w:val="000000"/>
+                <w:sz w:val="22"/>
+                <w:u w:val="none"/>
+              </w:rPr>
+              <w:t>At the end of 42 minutes I can define and describe key concepts related to: draw electric field lines around point charg...</w:t>
+            </w:r>
+          </w:p>
+        </w:tc>
+      </w:tr>
+      <w:tr>
+        <w:tc>
+          <w:tcPr>
+            <w:tcW w:type="dxa" w:w="1008"/>
+            <w:shd w:fill="F2F2F2" w:val="clear"/>
+          </w:tcPr>
+          <w:p>
+            <w:r/>
+            <w:r>
+              <w:rPr>
+                <w:rFonts w:ascii="Calibri" w:hAnsi="Calibri"/>
+                <w:b w:val="0"/>
+                <w:i w:val="0"/>
+                <w:color w:val="000000"/>
+                <w:sz w:val="22"/>
+                <w:u w:val="none"/>
+              </w:rPr>
+              <w:t>10</w:t>
+            </w:r>
+          </w:p>
+        </w:tc>
+        <w:tc>
+          <w:tcPr>
+            <w:tcW w:type="dxa" w:w="2880"/>
+            <w:shd w:fill="F2F2F2" w:val="clear"/>
+          </w:tcPr>
+          <w:p>
+            <w:r/>
+            <w:r>
+              <w:rPr>
+                <w:rFonts w:ascii="Calibri" w:hAnsi="Calibri"/>
+                <w:b w:val="0"/>
+                <w:i w:val="0"/>
+                <w:color w:val="000000"/>
+                <w:sz w:val="22"/>
+                <w:u w:val="none"/>
+              </w:rPr>
+              <w:t>Electric Fields and Electric Potential (Day 2 of 3)</w:t>
+            </w:r>
+          </w:p>
+        </w:tc>
+        <w:tc>
+          <w:tcPr>
+            <w:tcW w:type="dxa" w:w="864"/>
+            <w:shd w:fill="F2F2F2" w:val="clear"/>
+          </w:tcPr>
+          <w:p>
+            <w:r/>
+            <w:r>
+              <w:rPr>
+                <w:rFonts w:ascii="Calibri" w:hAnsi="Calibri"/>
+                <w:b w:val="0"/>
+                <w:i w:val="0"/>
+                <w:color w:val="000000"/>
+                <w:sz w:val="22"/>
+                <w:u w:val="none"/>
+              </w:rPr>
+              <w:t>1</w:t>
+            </w:r>
+          </w:p>
+        </w:tc>
+        <w:tc>
+          <w:tcPr>
+            <w:tcW w:type="dxa" w:w="5040"/>
+            <w:shd w:fill="F2F2F2" w:val="clear"/>
+          </w:tcPr>
+          <w:p>
+            <w:r/>
+            <w:r>
+              <w:rPr>
+                <w:rFonts w:ascii="Calibri" w:hAnsi="Calibri"/>
+                <w:b w:val="0"/>
+                <w:i w:val="0"/>
+                <w:color w:val="000000"/>
+                <w:sz w:val="22"/>
+                <w:u w:val="none"/>
+              </w:rPr>
+              <w:t>At the end of 42 minutes I can apply and compare concepts and draw electric field lines around point charges, calculate ...</w:t>
+            </w:r>
+          </w:p>
+        </w:tc>
+      </w:tr>
+      <w:tr>
+        <w:tc>
+          <w:tcPr>
+            <w:tcW w:type="dxa" w:w="1008"/>
+          </w:tcPr>
+          <w:p>
+            <w:r/>
+            <w:r>
+              <w:rPr>
+                <w:rFonts w:ascii="Calibri" w:hAnsi="Calibri"/>
+                <w:b w:val="0"/>
+                <w:i w:val="0"/>
+                <w:color w:val="000000"/>
+                <w:sz w:val="22"/>
+                <w:u w:val="none"/>
+              </w:rPr>
+              <w:t>11</w:t>
+            </w:r>
+          </w:p>
+        </w:tc>
+        <w:tc>
+          <w:tcPr>
+            <w:tcW w:type="dxa" w:w="2880"/>
+          </w:tcPr>
+          <w:p>
+            <w:r/>
+            <w:r>
+              <w:rPr>
+                <w:rFonts w:ascii="Calibri" w:hAnsi="Calibri"/>
+                <w:b w:val="0"/>
+                <w:i w:val="0"/>
+                <w:color w:val="000000"/>
+                <w:sz w:val="22"/>
+                <w:u w:val="none"/>
+              </w:rPr>
+              <w:t>Electric Fields and Electric Potential (Day 3 of 3)</w:t>
+            </w:r>
+          </w:p>
+        </w:tc>
+        <w:tc>
+          <w:tcPr>
+            <w:tcW w:type="dxa" w:w="864"/>
+          </w:tcPr>
+          <w:p>
+            <w:r/>
+            <w:r>
+              <w:rPr>
+                <w:rFonts w:ascii="Calibri" w:hAnsi="Calibri"/>
+                <w:b w:val="0"/>
+                <w:i w:val="0"/>
+                <w:color w:val="000000"/>
+                <w:sz w:val="22"/>
+                <w:u w:val="none"/>
+              </w:rPr>
+              <w:t>1</w:t>
+            </w:r>
+          </w:p>
+        </w:tc>
+        <w:tc>
+          <w:tcPr>
+            <w:tcW w:type="dxa" w:w="5040"/>
+          </w:tcPr>
+          <w:p>
+            <w:r/>
+            <w:r>
+              <w:rPr>
+                <w:rFonts w:ascii="Calibri" w:hAnsi="Calibri"/>
+                <w:b w:val="0"/>
+                <w:i w:val="0"/>
+                <w:color w:val="000000"/>
+                <w:sz w:val="22"/>
+                <w:u w:val="none"/>
+              </w:rPr>
+              <w:t>At the end of 42 minutes I can evaluate and explain my understanding to draw electric field lines around point charges, ...</w:t>
+            </w:r>
+          </w:p>
+        </w:tc>
+      </w:tr>
+      <w:tr>
+        <w:tc>
+          <w:tcPr>
+            <w:tcW w:type="dxa" w:w="1008"/>
+            <w:shd w:fill="F2F2F2" w:val="clear"/>
+          </w:tcPr>
+          <w:p>
+            <w:r/>
+            <w:r>
+              <w:rPr>
+                <w:rFonts w:ascii="Calibri" w:hAnsi="Calibri"/>
+                <w:b w:val="0"/>
+                <w:i w:val="0"/>
+                <w:color w:val="000000"/>
+                <w:sz w:val="22"/>
+                <w:u w:val="none"/>
+              </w:rPr>
+              <w:t>12</w:t>
+            </w:r>
+          </w:p>
+        </w:tc>
+        <w:tc>
+          <w:tcPr>
+            <w:tcW w:type="dxa" w:w="2880"/>
+            <w:shd w:fill="F2F2F2" w:val="clear"/>
+          </w:tcPr>
+          <w:p>
+            <w:r/>
+            <w:r>
+              <w:rPr>
+                <w:rFonts w:ascii="Calibri" w:hAnsi="Calibri"/>
+                <w:b w:val="0"/>
+                <w:i w:val="0"/>
+                <w:color w:val="000000"/>
+                <w:sz w:val="22"/>
+                <w:u w:val="none"/>
+              </w:rPr>
+              <w:t>Comparing Gravitational and Electrostatic Forces (Day 1 of 2)</w:t>
+            </w:r>
+          </w:p>
+        </w:tc>
+        <w:tc>
+          <w:tcPr>
+            <w:tcW w:type="dxa" w:w="864"/>
+            <w:shd w:fill="F2F2F2" w:val="clear"/>
+          </w:tcPr>
+          <w:p>
+            <w:r/>
+            <w:r>
+              <w:rPr>
+                <w:rFonts w:ascii="Calibri" w:hAnsi="Calibri"/>
+                <w:b w:val="0"/>
+                <w:i w:val="0"/>
+                <w:color w:val="000000"/>
+                <w:sz w:val="22"/>
+                <w:u w:val="none"/>
+              </w:rPr>
+              <w:t>1</w:t>
+            </w:r>
+          </w:p>
+        </w:tc>
+        <w:tc>
+          <w:tcPr>
+            <w:tcW w:type="dxa" w:w="5040"/>
+            <w:shd w:fill="F2F2F2" w:val="clear"/>
+          </w:tcPr>
+          <w:p>
+            <w:r/>
+            <w:r>
+              <w:rPr>
+                <w:rFonts w:ascii="Calibri" w:hAnsi="Calibri"/>
+                <w:b w:val="0"/>
+                <w:i w:val="0"/>
+                <w:color w:val="000000"/>
+                <w:sz w:val="22"/>
+                <w:u w:val="none"/>
+              </w:rPr>
+              <w:t>At the end of 42 minutes I can define and identify key concepts related to: compare and contrast gravitational and elect...</w:t>
+            </w:r>
+          </w:p>
+        </w:tc>
+      </w:tr>
+      <w:tr>
+        <w:tc>
+          <w:tcPr>
+            <w:tcW w:type="dxa" w:w="1008"/>
+          </w:tcPr>
+          <w:p>
+            <w:r/>
+            <w:r>
+              <w:rPr>
+                <w:rFonts w:ascii="Calibri" w:hAnsi="Calibri"/>
+                <w:b w:val="0"/>
+                <w:i w:val="0"/>
+                <w:color w:val="000000"/>
+                <w:sz w:val="22"/>
+                <w:u w:val="none"/>
+              </w:rPr>
+              <w:t>13</w:t>
+            </w:r>
+          </w:p>
+        </w:tc>
+        <w:tc>
+          <w:tcPr>
+            <w:tcW w:type="dxa" w:w="2880"/>
+          </w:tcPr>
+          <w:p>
+            <w:r/>
+            <w:r>
+              <w:rPr>
+                <w:rFonts w:ascii="Calibri" w:hAnsi="Calibri"/>
+                <w:b w:val="0"/>
+                <w:i w:val="0"/>
+                <w:color w:val="000000"/>
+                <w:sz w:val="22"/>
+                <w:u w:val="none"/>
+              </w:rPr>
+              <w:t>Comparing Gravitational and Electrostatic Forces (Day 2 of 2)</w:t>
+            </w:r>
+          </w:p>
+        </w:tc>
+        <w:tc>
+          <w:tcPr>
+            <w:tcW w:type="dxa" w:w="864"/>
+          </w:tcPr>
+          <w:p>
+            <w:r/>
+            <w:r>
+              <w:rPr>
+                <w:rFonts w:ascii="Calibri" w:hAnsi="Calibri"/>
+                <w:b w:val="0"/>
+                <w:i w:val="0"/>
+                <w:color w:val="000000"/>
+                <w:sz w:val="22"/>
+                <w:u w:val="none"/>
+              </w:rPr>
+              <w:t>1</w:t>
+            </w:r>
+          </w:p>
+        </w:tc>
+        <w:tc>
+          <w:tcPr>
+            <w:tcW w:type="dxa" w:w="5040"/>
+          </w:tcPr>
+          <w:p>
+            <w:r/>
+            <w:r>
+              <w:rPr>
+                <w:rFonts w:ascii="Calibri" w:hAnsi="Calibri"/>
+                <w:b w:val="0"/>
+                <w:i w:val="0"/>
+                <w:color w:val="000000"/>
+                <w:sz w:val="22"/>
+                <w:u w:val="none"/>
+              </w:rPr>
+              <w:t>At the end of 42 minutes I can apply and analyze my understanding to compare and contrast gravitational and electrostati...</w:t>
+            </w:r>
+          </w:p>
+        </w:tc>
+      </w:tr>
+      <w:tr>
+        <w:tc>
+          <w:tcPr>
+            <w:tcW w:type="dxa" w:w="1008"/>
+            <w:shd w:fill="F2F2F2" w:val="clear"/>
+          </w:tcPr>
+          <w:p>
+            <w:r/>
+            <w:r>
+              <w:rPr>
+                <w:rFonts w:ascii="Calibri" w:hAnsi="Calibri"/>
+                <w:b w:val="0"/>
+                <w:i w:val="0"/>
+                <w:color w:val="000000"/>
+                <w:sz w:val="22"/>
+                <w:u w:val="none"/>
+              </w:rPr>
+              <w:t>14</w:t>
+            </w:r>
+          </w:p>
+        </w:tc>
+        <w:tc>
+          <w:tcPr>
+            <w:tcW w:type="dxa" w:w="2880"/>
+            <w:shd w:fill="F2F2F2" w:val="clear"/>
+          </w:tcPr>
+          <w:p>
+            <w:r/>
+            <w:r>
+              <w:rPr>
+                <w:rFonts w:ascii="Calibri" w:hAnsi="Calibri"/>
+                <w:b w:val="0"/>
+                <w:i w:val="0"/>
+                <w:color w:val="000000"/>
+                <w:sz w:val="22"/>
+                <w:u w:val="none"/>
+              </w:rPr>
+              <w:t>Magnetic Fields and Electromagnetism (Day 1 of 3)</w:t>
+            </w:r>
+          </w:p>
+        </w:tc>
+        <w:tc>
+          <w:tcPr>
+            <w:tcW w:type="dxa" w:w="864"/>
+            <w:shd w:fill="F2F2F2" w:val="clear"/>
+          </w:tcPr>
+          <w:p>
+            <w:r/>
+            <w:r>
+              <w:rPr>
+                <w:rFonts w:ascii="Calibri" w:hAnsi="Calibri"/>
+                <w:b w:val="0"/>
+                <w:i w:val="0"/>
+                <w:color w:val="000000"/>
+                <w:sz w:val="22"/>
+                <w:u w:val="none"/>
+              </w:rPr>
+              <w:t>1</w:t>
+            </w:r>
+          </w:p>
+        </w:tc>
+        <w:tc>
+          <w:tcPr>
+            <w:tcW w:type="dxa" w:w="5040"/>
+            <w:shd w:fill="F2F2F2" w:val="clear"/>
+          </w:tcPr>
+          <w:p>
+            <w:r/>
+            <w:r>
+              <w:rPr>
+                <w:rFonts w:ascii="Calibri" w:hAnsi="Calibri"/>
+                <w:b w:val="0"/>
+                <w:i w:val="0"/>
+                <w:color w:val="000000"/>
+                <w:sz w:val="22"/>
+                <w:u w:val="none"/>
+              </w:rPr>
+              <w:t>At the end of 42 minutes I can define and describe key concepts related to: describe the magnetic field around a bar mag...</w:t>
+            </w:r>
+          </w:p>
+        </w:tc>
+      </w:tr>
+      <w:tr>
+        <w:tc>
+          <w:tcPr>
+            <w:tcW w:type="dxa" w:w="1008"/>
+          </w:tcPr>
+          <w:p>
+            <w:r/>
+            <w:r>
+              <w:rPr>
+                <w:rFonts w:ascii="Calibri" w:hAnsi="Calibri"/>
+                <w:b w:val="0"/>
+                <w:i w:val="0"/>
+                <w:color w:val="000000"/>
+                <w:sz w:val="22"/>
+                <w:u w:val="none"/>
+              </w:rPr>
+              <w:t>15</w:t>
+            </w:r>
+          </w:p>
+        </w:tc>
+        <w:tc>
+          <w:tcPr>
+            <w:tcW w:type="dxa" w:w="2880"/>
+          </w:tcPr>
+          <w:p>
+            <w:r/>
+            <w:r>
+              <w:rPr>
+                <w:rFonts w:ascii="Calibri" w:hAnsi="Calibri"/>
+                <w:b w:val="0"/>
+                <w:i w:val="0"/>
+                <w:color w:val="000000"/>
+                <w:sz w:val="22"/>
+                <w:u w:val="none"/>
+              </w:rPr>
+              <w:t>Magnetic Fields and Electromagnetism (Day 2 of 3)</w:t>
+            </w:r>
+          </w:p>
+        </w:tc>
+        <w:tc>
+          <w:tcPr>
+            <w:tcW w:type="dxa" w:w="864"/>
+          </w:tcPr>
+          <w:p>
+            <w:r/>
+            <w:r>
+              <w:rPr>
+                <w:rFonts w:ascii="Calibri" w:hAnsi="Calibri"/>
+                <w:b w:val="0"/>
+                <w:i w:val="0"/>
+                <w:color w:val="000000"/>
+                <w:sz w:val="22"/>
+                <w:u w:val="none"/>
+              </w:rPr>
+              <w:t>1</w:t>
+            </w:r>
+          </w:p>
+        </w:tc>
+        <w:tc>
+          <w:tcPr>
+            <w:tcW w:type="dxa" w:w="5040"/>
+          </w:tcPr>
+          <w:p>
+            <w:r/>
+            <w:r>
+              <w:rPr>
+                <w:rFonts w:ascii="Calibri" w:hAnsi="Calibri"/>
+                <w:b w:val="0"/>
+                <w:i w:val="0"/>
+                <w:color w:val="000000"/>
+                <w:sz w:val="22"/>
+                <w:u w:val="none"/>
+              </w:rPr>
+              <w:t>At the end of 42 minutes I can apply and compare concepts and describe the magnetic field around a bar magnet and a curr...</w:t>
+            </w:r>
+          </w:p>
+        </w:tc>
+      </w:tr>
+      <w:tr>
+        <w:tc>
+          <w:tcPr>
+            <w:tcW w:type="dxa" w:w="1008"/>
+            <w:shd w:fill="F2F2F2" w:val="clear"/>
+          </w:tcPr>
+          <w:p>
+            <w:r/>
+            <w:r>
+              <w:rPr>
+                <w:rFonts w:ascii="Calibri" w:hAnsi="Calibri"/>
+                <w:b w:val="0"/>
+                <w:i w:val="0"/>
+                <w:color w:val="000000"/>
+                <w:sz w:val="22"/>
+                <w:u w:val="none"/>
+              </w:rPr>
+              <w:t>16</w:t>
+            </w:r>
+          </w:p>
+        </w:tc>
+        <w:tc>
+          <w:tcPr>
+            <w:tcW w:type="dxa" w:w="2880"/>
+            <w:shd w:fill="F2F2F2" w:val="clear"/>
+          </w:tcPr>
+          <w:p>
+            <w:r/>
+            <w:r>
+              <w:rPr>
+                <w:rFonts w:ascii="Calibri" w:hAnsi="Calibri"/>
+                <w:b w:val="0"/>
+                <w:i w:val="0"/>
+                <w:color w:val="000000"/>
+                <w:sz w:val="22"/>
+                <w:u w:val="none"/>
+              </w:rPr>
+              <w:t>Magnetic Fields and Electromagnetism (Day 3 of 3)</w:t>
+            </w:r>
+          </w:p>
+        </w:tc>
+        <w:tc>
+          <w:tcPr>
+            <w:tcW w:type="dxa" w:w="864"/>
+            <w:shd w:fill="F2F2F2" w:val="clear"/>
+          </w:tcPr>
+          <w:p>
+            <w:r/>
+            <w:r>
+              <w:rPr>
+                <w:rFonts w:ascii="Calibri" w:hAnsi="Calibri"/>
+                <w:b w:val="0"/>
+                <w:i w:val="0"/>
+                <w:color w:val="000000"/>
+                <w:sz w:val="22"/>
+                <w:u w:val="none"/>
+              </w:rPr>
+              <w:t>1</w:t>
+            </w:r>
+          </w:p>
+        </w:tc>
+        <w:tc>
+          <w:tcPr>
+            <w:tcW w:type="dxa" w:w="5040"/>
+            <w:shd w:fill="F2F2F2" w:val="clear"/>
+          </w:tcPr>
+          <w:p>
+            <w:r/>
+            <w:r>
+              <w:rPr>
+                <w:rFonts w:ascii="Calibri" w:hAnsi="Calibri"/>
+                <w:b w:val="0"/>
+                <w:i w:val="0"/>
+                <w:color w:val="000000"/>
+                <w:sz w:val="22"/>
+                <w:u w:val="none"/>
+              </w:rPr>
+              <w:t>At the end of 42 minutes I can evaluate and explain my understanding to describe the magnetic field around a bar magnet ...</w:t>
+            </w:r>
+          </w:p>
+        </w:tc>
+      </w:tr>
+      <w:tr>
+        <w:tc>
+          <w:tcPr>
+            <w:tcW w:type="dxa" w:w="1008"/>
+          </w:tcPr>
+          <w:p>
+            <w:r/>
+            <w:r>
+              <w:rPr>
+                <w:rFonts w:ascii="Calibri" w:hAnsi="Calibri"/>
+                <w:b w:val="0"/>
+                <w:i w:val="0"/>
+                <w:color w:val="000000"/>
+                <w:sz w:val="22"/>
+                <w:u w:val="none"/>
+              </w:rPr>
+              <w:t>17</w:t>
+            </w:r>
+          </w:p>
+        </w:tc>
+        <w:tc>
+          <w:tcPr>
+            <w:tcW w:type="dxa" w:w="2880"/>
+          </w:tcPr>
+          <w:p>
+            <w:r/>
+            <w:r>
+              <w:rPr>
+                <w:rFonts w:ascii="Calibri" w:hAnsi="Calibri"/>
+                <w:b w:val="0"/>
+                <w:i w:val="0"/>
+                <w:color w:val="000000"/>
+                <w:sz w:val="22"/>
+                <w:u w:val="none"/>
+              </w:rPr>
+              <w:t>Electromagnetic Induction and Unit Review (Day 1 of 2)</w:t>
+            </w:r>
+          </w:p>
+        </w:tc>
+        <w:tc>
+          <w:tcPr>
+            <w:tcW w:type="dxa" w:w="864"/>
+          </w:tcPr>
+          <w:p>
+            <w:r/>
+            <w:r>
+              <w:rPr>
+                <w:rFonts w:ascii="Calibri" w:hAnsi="Calibri"/>
+                <w:b w:val="0"/>
+                <w:i w:val="0"/>
+                <w:color w:val="000000"/>
+                <w:sz w:val="22"/>
+                <w:u w:val="none"/>
+              </w:rPr>
+              <w:t>1</w:t>
+            </w:r>
+          </w:p>
+        </w:tc>
+        <w:tc>
+          <w:tcPr>
+            <w:tcW w:type="dxa" w:w="5040"/>
+          </w:tcPr>
+          <w:p>
+            <w:r/>
+            <w:r>
+              <w:rPr>
+                <w:rFonts w:ascii="Calibri" w:hAnsi="Calibri"/>
+                <w:b w:val="0"/>
+                <w:i w:val="0"/>
+                <w:color w:val="000000"/>
+                <w:sz w:val="22"/>
+                <w:u w:val="none"/>
+              </w:rPr>
+              <w:t>At the end of 42 minutes I can define and identify key concepts related to: explain how a changing magnetic field induce...</w:t>
+            </w:r>
+          </w:p>
+        </w:tc>
+      </w:tr>
+      <w:tr>
+        <w:tc>
+          <w:tcPr>
+            <w:tcW w:type="dxa" w:w="1008"/>
+            <w:shd w:fill="F2F2F2" w:val="clear"/>
+          </w:tcPr>
+          <w:p>
+            <w:r/>
+            <w:r>
+              <w:rPr>
+                <w:rFonts w:ascii="Calibri" w:hAnsi="Calibri"/>
+                <w:b w:val="0"/>
+                <w:i w:val="0"/>
+                <w:color w:val="000000"/>
+                <w:sz w:val="22"/>
+                <w:u w:val="none"/>
+              </w:rPr>
+              <w:t>18</w:t>
+            </w:r>
+          </w:p>
+        </w:tc>
+        <w:tc>
+          <w:tcPr>
+            <w:tcW w:type="dxa" w:w="2880"/>
+            <w:shd w:fill="F2F2F2" w:val="clear"/>
+          </w:tcPr>
+          <w:p>
+            <w:r/>
+            <w:r>
+              <w:rPr>
+                <w:rFonts w:ascii="Calibri" w:hAnsi="Calibri"/>
+                <w:b w:val="0"/>
+                <w:i w:val="0"/>
+                <w:color w:val="000000"/>
+                <w:sz w:val="22"/>
+                <w:u w:val="none"/>
+              </w:rPr>
+              <w:t>Electromagnetic Induction and Unit Review (Day 2 of 2)</w:t>
+            </w:r>
+          </w:p>
+        </w:tc>
+        <w:tc>
+          <w:tcPr>
+            <w:tcW w:type="dxa" w:w="864"/>
+            <w:shd w:fill="F2F2F2" w:val="clear"/>
+          </w:tcPr>
+          <w:p>
+            <w:r/>
+            <w:r>
+              <w:rPr>
+                <w:rFonts w:ascii="Calibri" w:hAnsi="Calibri"/>
+                <w:b w:val="0"/>
+                <w:i w:val="0"/>
+                <w:color w:val="000000"/>
+                <w:sz w:val="22"/>
+                <w:u w:val="none"/>
+              </w:rPr>
+              <w:t>1</w:t>
+            </w:r>
+          </w:p>
+        </w:tc>
+        <w:tc>
+          <w:tcPr>
+            <w:tcW w:type="dxa" w:w="5040"/>
+            <w:shd w:fill="F2F2F2" w:val="clear"/>
+          </w:tcPr>
+          <w:p>
+            <w:r/>
+            <w:r>
+              <w:rPr>
+                <w:rFonts w:ascii="Calibri" w:hAnsi="Calibri"/>
+                <w:b w:val="0"/>
+                <w:i w:val="0"/>
+                <w:color w:val="000000"/>
+                <w:sz w:val="22"/>
+                <w:u w:val="none"/>
+              </w:rPr>
+              <w:t>At the end of 42 minutes I can apply and analyze my understanding to explain how a changing magnetic field induces an el...</w:t>
             </w:r>
           </w:p>
         </w:tc>
